--- a/courts/eighth-circuit/iowa/state/supreme-court/motion-brief/usage/OUTPUT-motion-brief.docx
+++ b/courts/eighth-circuit/iowa/state/supreme-court/motion-brief/usage/OUTPUT-motion-brief.docx
@@ -3105,6 +3105,7 @@
     <w:unhideWhenUsed/>
     <w:qFormat/>
     <w:pPr>
+      <w:keepLines/>
       <w:spacing w:before="0" w:after="140" w:line="322" w:lineRule="exact"/>
     </w:pPr>
     <w:rPr>

--- a/courts/eighth-circuit/iowa/state/supreme-court/motion-brief/usage/OUTPUT-motion-brief.docx
+++ b/courts/eighth-circuit/iowa/state/supreme-court/motion-brief/usage/OUTPUT-motion-brief.docx
@@ -1213,7 +1213,7 @@
         <w:t xml:space="preserve">] (</w:t>
       </w:r>
       <w:r>
-        <w:t xml:space="preserve">“The Motion notes that the State has provided no discovery responses . . . and that the responses are past due. . . . [T]he State does not refute the assertion that it has not provided discovery responses. . . . The Court finds that the discovery requests were proper and the State has not timely responded.”</w:t>
+        <w:t xml:space="preserve">“The Motion notes that the State has provided no discovery responses ⁠. ⁠. ⁠. and that the responses are past due. ⁠. ⁠. ⁠. [T]he State does not refute the assertion that it has not provided discovery responses. ⁠. ⁠. ⁠. The Court finds that the discovery requests were proper and the State has not timely responded.”</w:t>
       </w:r>
       <w:r>
         <w:t xml:space="preserve">)). See Iowa R. Civ. P. 1.517(1)⁠(</w:t>
@@ -3356,6 +3356,33 @@
     <w:pPr>
       <w:spacing w:before="0" w:after="0" w:line="644" w:lineRule="exact"/>
       <w:ind w:left="2160" w:hanging="720"/>
+    </w:pPr>
+  </w:style>
+  <w:style w:type="paragraph" w:customStyle="1" w:styleId="XdQuoteList1">
+    <w:name w:val="Xd Quote List 1"/>
+    <w:basedOn w:val="Normal"/>
+    <w:qFormat/>
+    <w:pPr>
+      <w:spacing w:before="0" w:after="0" w:line="322" w:lineRule="exact"/>
+      <w:ind w:left="1440" w:right="720" w:hanging="720"/>
+    </w:pPr>
+  </w:style>
+  <w:style w:type="paragraph" w:customStyle="1" w:styleId="XdQuoteList2">
+    <w:name w:val="Xd Quote List 2"/>
+    <w:basedOn w:val="Normal"/>
+    <w:qFormat/>
+    <w:pPr>
+      <w:spacing w:before="0" w:after="0" w:line="322" w:lineRule="exact"/>
+      <w:ind w:left="2160" w:right="720" w:hanging="720"/>
+    </w:pPr>
+  </w:style>
+  <w:style w:type="paragraph" w:customStyle="1" w:styleId="XdQuoteList3">
+    <w:name w:val="Xd Quote List 3"/>
+    <w:basedOn w:val="Normal"/>
+    <w:qFormat/>
+    <w:pPr>
+      <w:spacing w:before="0" w:after="0" w:line="322" w:lineRule="exact"/>
+      <w:ind w:left="2880" w:right="720" w:hanging="720"/>
     </w:pPr>
   </w:style>
   <w:style w:type="paragraph" w:customStyle="1" w:styleId="XdTail">
